--- a/第八章 OPC全球化发展策略.docx
+++ b/第八章 OPC全球化发展策略.docx
@@ -6361,6 +6361,401 @@
         <w:t>. 全球技术转移SOP实践指南. 2025. 全球技术转移SOP实践指南.</w:t>
       </w:r>
     </w:p>
+    <w:p>
+      <w:r>
+        <w:br w:type="page"/>
+      </w:r>
+    </w:p>
+    <w:p>
+      <w:r>
+        <w:rPr>
+          <w:b/>
+          <w:sz w:val="30"/>
+        </w:rPr>
+        <w:t>8.5 中美科研体系改革对照与OPC全球化机遇（2026年7月更新）</w:t>
+      </w:r>
+    </w:p>
+    <w:p>
+      <w:r>
+        <w:rPr>
+          <w:b/>
+          <w:sz w:val="26"/>
+        </w:rPr>
+        <w:t>（1）白宫《科学：一个新的黄金时代》核心内容</w:t>
+      </w:r>
+    </w:p>
+    <w:p>
+      <w:r>
+        <w:rPr>
+          <w:sz w:val="22"/>
+        </w:rPr>
+        <w:t>2026年7月21日，美国白宫科技政策办公室主任迈克尔·克拉齐奥斯向特朗普提交123页报告《科学：一个新的黄金时代》。报告以1945年万尼瓦尔·布什的《科学：无尽的前沿》为历史参照，试图重新划分政府、大学、企业和科学家在科研体系中的角色。</w:t>
+      </w:r>
+    </w:p>
+    <w:p>
+      <w:r>
+        <w:rPr>
+          <w:sz w:val="22"/>
+        </w:rPr>
+        <w:t>报告核心改革方案包括：</w:t>
+      </w:r>
+    </w:p>
+    <w:p>
+      <w:r>
+        <w:rPr>
+          <w:sz w:val="22"/>
+        </w:rPr>
+        <w:t>- X-Labs：10-100人敏捷团队围绕明确技术瓶颈工作，NSF计划十年投入15亿美元。任务完成后便结束运作，填补"超出单个实验室能力、又不需要国家大科学装置规模"的空白。</w:t>
+      </w:r>
+    </w:p>
+    <w:p>
+      <w:r>
+        <w:rPr>
+          <w:sz w:val="22"/>
+        </w:rPr>
+        <w:t>- "黄金票"评审机制：允许单个评审人支持未获委员会共识的高风险项目，减少同行评议维护既有共识的倾向。</w:t>
+      </w:r>
+    </w:p>
+    <w:p>
+      <w:r>
+        <w:rPr>
+          <w:sz w:val="22"/>
+        </w:rPr>
+        <w:t>- Genesis Mission：连接能源部17个国家实验室的超级计算机、科学仪器、模型和数据，构建"美国科学与安全平台"，目标十年内让美国科研生产率和影响力提高一倍。</w:t>
+      </w:r>
+    </w:p>
+    <w:p>
+      <w:r>
+        <w:rPr>
+          <w:sz w:val="22"/>
+        </w:rPr>
+        <w:t>- "科学验证器"：设想中的专业智能体可读取论文、重建计算环境、运行分析代码，将运行结果与论文结论进行比较，应对AI加速科研后的验证瓶颈。</w:t>
+      </w:r>
+    </w:p>
+    <w:p>
+      <w:r>
+        <w:rPr>
+          <w:sz w:val="22"/>
+        </w:rPr>
+        <w:t>- 制造能力回归：联邦实验室向企业开放设备，设施评估纳入商业紧迫性；将实习、学徒制和设备操作纳入科学与工程学位。</w:t>
+      </w:r>
+    </w:p>
+    <w:p>
+      <w:r>
+        <w:rPr>
+          <w:b/>
+          <w:sz w:val="26"/>
+        </w:rPr>
+        <w:t>（2）苏州双平台+三生态的对照分析</w:t>
+      </w:r>
+    </w:p>
+    <w:p>
+      <w:r>
+        <w:rPr>
+          <w:sz w:val="22"/>
+        </w:rPr>
+        <w:t>苏州的OPC实践以一种不同的制度文化给出了自己的回答：</w:t>
+      </w:r>
+    </w:p>
+    <w:tbl>
+      <w:tblPr>
+        <w:tblW w:type="auto" w:w="0"/>
+        <w:tblLook w:firstColumn="1" w:firstRow="1" w:lastColumn="0" w:lastRow="0" w:noHBand="0" w:noVBand="1" w:val="04A0"/>
+      </w:tblPr>
+      <w:tblGrid>
+        <w:gridCol w:w="2880"/>
+        <w:gridCol w:w="2880"/>
+        <w:gridCol w:w="2880"/>
+      </w:tblGrid>
+      <w:tr>
+        <w:tc>
+          <w:tcPr>
+            <w:tcW w:type="dxa" w:w="2880"/>
+          </w:tcPr>
+          <w:p>
+            <w:r>
+              <w:t>维度</w:t>
+            </w:r>
+          </w:p>
+        </w:tc>
+        <w:tc>
+          <w:tcPr>
+            <w:tcW w:type="dxa" w:w="2880"/>
+          </w:tcPr>
+          <w:p>
+            <w:r>
+              <w:t>苏州双平台+三生态</w:t>
+            </w:r>
+          </w:p>
+        </w:tc>
+        <w:tc>
+          <w:tcPr>
+            <w:tcW w:type="dxa" w:w="2880"/>
+          </w:tcPr>
+          <w:p>
+            <w:r>
+              <w:t>白宫新的黄金时代</w:t>
+            </w:r>
+          </w:p>
+        </w:tc>
+      </w:tr>
+      <w:tr>
+        <w:tc>
+          <w:tcPr>
+            <w:tcW w:type="dxa" w:w="2880"/>
+          </w:tcPr>
+          <w:p>
+            <w:r>
+              <w:t>改革路径</w:t>
+            </w:r>
+          </w:p>
+        </w:tc>
+        <w:tc>
+          <w:tcPr>
+            <w:tcW w:type="dxa" w:w="2880"/>
+          </w:tcPr>
+          <w:p>
+            <w:r>
+              <w:t>自下而上搭建生态</w:t>
+            </w:r>
+          </w:p>
+        </w:tc>
+        <w:tc>
+          <w:tcPr>
+            <w:tcW w:type="dxa" w:w="2880"/>
+          </w:tcPr>
+          <w:p>
+            <w:r>
+              <w:t>自上而下重构体系</w:t>
+            </w:r>
+          </w:p>
+        </w:tc>
+      </w:tr>
+      <w:tr>
+        <w:tc>
+          <w:tcPr>
+            <w:tcW w:type="dxa" w:w="2880"/>
+          </w:tcPr>
+          <w:p>
+            <w:r>
+              <w:t>敏捷团队</w:t>
+            </w:r>
+          </w:p>
+        </w:tc>
+        <w:tc>
+          <w:tcPr>
+            <w:tcW w:type="dxa" w:w="2880"/>
+          </w:tcPr>
+          <w:p>
+            <w:r>
+              <w:t>双平台共享+三角色工作台</w:t>
+            </w:r>
+          </w:p>
+        </w:tc>
+        <w:tc>
+          <w:tcPr>
+            <w:tcW w:type="dxa" w:w="2880"/>
+          </w:tcPr>
+          <w:p>
+            <w:r>
+              <w:t>X-Labs（10-100人敏捷团队）</w:t>
+            </w:r>
+          </w:p>
+        </w:tc>
+      </w:tr>
+      <w:tr>
+        <w:tc>
+          <w:tcPr>
+            <w:tcW w:type="dxa" w:w="2880"/>
+          </w:tcPr>
+          <w:p>
+            <w:r>
+              <w:t>资源打通</w:t>
+            </w:r>
+          </w:p>
+        </w:tc>
+        <w:tc>
+          <w:tcPr>
+            <w:tcW w:type="dxa" w:w="2880"/>
+          </w:tcPr>
+          <w:p>
+            <w:r>
+              <w:t>AI创新联合体（高校+大厂）</w:t>
+            </w:r>
+          </w:p>
+        </w:tc>
+        <w:tc>
+          <w:tcPr>
+            <w:tcW w:type="dxa" w:w="2880"/>
+          </w:tcPr>
+          <w:p>
+            <w:r>
+              <w:t>Genesis Mission（17个国家实验室）</w:t>
+            </w:r>
+          </w:p>
+        </w:tc>
+      </w:tr>
+      <w:tr>
+        <w:tc>
+          <w:tcPr>
+            <w:tcW w:type="dxa" w:w="2880"/>
+          </w:tcPr>
+          <w:p>
+            <w:r>
+              <w:t>信任机制</w:t>
+            </w:r>
+          </w:p>
+        </w:tc>
+        <w:tc>
+          <w:tcPr>
+            <w:tcW w:type="dxa" w:w="2880"/>
+          </w:tcPr>
+          <w:p>
+            <w:r>
+              <w:t>知识产权运营协会增信+学校持股</w:t>
+            </w:r>
+          </w:p>
+        </w:tc>
+        <w:tc>
+          <w:tcPr>
+            <w:tcW w:type="dxa" w:w="2880"/>
+          </w:tcPr>
+          <w:p>
+            <w:r>
+              <w:t>黄金票评审机制</w:t>
+            </w:r>
+          </w:p>
+        </w:tc>
+      </w:tr>
+      <w:tr>
+        <w:tc>
+          <w:tcPr>
+            <w:tcW w:type="dxa" w:w="2880"/>
+          </w:tcPr>
+          <w:p>
+            <w:r>
+              <w:t>验证体系</w:t>
+            </w:r>
+          </w:p>
+        </w:tc>
+        <w:tc>
+          <w:tcPr>
+            <w:tcW w:type="dxa" w:w="2880"/>
+          </w:tcPr>
+          <w:p>
+            <w:r>
+              <w:t>概念验证中心（440m+500m融创工坊）</w:t>
+            </w:r>
+          </w:p>
+        </w:tc>
+        <w:tc>
+          <w:tcPr>
+            <w:tcW w:type="dxa" w:w="2880"/>
+          </w:tcPr>
+          <w:p>
+            <w:r>
+              <w:t>科学验证器（设想中）</w:t>
+            </w:r>
+          </w:p>
+        </w:tc>
+      </w:tr>
+      <w:tr>
+        <w:tc>
+          <w:tcPr>
+            <w:tcW w:type="dxa" w:w="2880"/>
+          </w:tcPr>
+          <w:p>
+            <w:r>
+              <w:t>制造回归</w:t>
+            </w:r>
+          </w:p>
+        </w:tc>
+        <w:tc>
+          <w:tcPr>
+            <w:tcW w:type="dxa" w:w="2880"/>
+          </w:tcPr>
+          <w:p>
+            <w:r>
+              <w:t>硬件评估+打样工坊+供应链图谱</w:t>
+            </w:r>
+          </w:p>
+        </w:tc>
+        <w:tc>
+          <w:tcPr>
+            <w:tcW w:type="dxa" w:w="2880"/>
+          </w:tcPr>
+          <w:p>
+            <w:r>
+              <w:t>联邦实验室向企业开放设备</w:t>
+            </w:r>
+          </w:p>
+        </w:tc>
+      </w:tr>
+    </w:tbl>
+    <w:p>
+      <w:r>
+        <w:rPr>
+          <w:b/>
+          <w:sz w:val="26"/>
+        </w:rPr>
+        <w:t>（3）对OPC全球化发展的启示</w:t>
+      </w:r>
+    </w:p>
+    <w:p>
+      <w:r>
+        <w:rPr>
+          <w:sz w:val="22"/>
+        </w:rPr>
+        <w:t>- 殊途同归：中美两国在科研体系改革上选择了不同路径，但核心目标一致——打通科研与产业的"最初一公里"与"最后一公里"。OPC创业者在全球化过程中，可以同时借鉴两种模式的经验。</w:t>
+      </w:r>
+    </w:p>
+    <w:p>
+      <w:r>
+        <w:rPr>
+          <w:sz w:val="22"/>
+        </w:rPr>
+        <w:t>- OPC与X-Labs的规模互补：白宫报告提出的X-Labs（10-100人）与OPC模式（1人+AI）形成规模互补——X-Labs适合需要团队协作的技术瓶颈攻关，OPC适合轻资产、可复制的业务模式。两者可以构成"重-轻"搭配的创新生态。</w:t>
+      </w:r>
+    </w:p>
+    <w:p>
+      <w:r>
+        <w:rPr>
+          <w:sz w:val="22"/>
+        </w:rPr>
+        <w:t>- 制造能力是核心竞争力：白宫报告强调"当提出假设的成本持续下降，建造、测试和验证将成为科研竞争的核心资源"。这与苏州HW-OPC平台的设计理念高度一致。OPC创业者在全球化布局中，应重视制造能力和验证体系的本地化建设。</w:t>
+      </w:r>
+    </w:p>
+    <w:p>
+      <w:r>
+        <w:rPr>
+          <w:sz w:val="22"/>
+        </w:rPr>
+        <w:t>- 验证体系建设迫在眉睫：白宫报告提出"科学验证器"概念，应对AI加速科研后的验证瓶颈。OPC创业者在进入欧盟等严格监管市场时，需要特别关注技术验证的标准化和可信度问题。</w:t>
+      </w:r>
+    </w:p>
+    <w:p>
+      <w:r>
+        <w:rPr>
+          <w:sz w:val="22"/>
+        </w:rPr>
+        <w:t>- 沪苏OPC生态合作的国际化意义：WAIC 2026首次设立OPC专区，沪苏OPC生态合作签约（场景互通、人才互认、生态互鉴），标志着中国OPC实践开始走向国际舞台。OPC创业者可以利用WAIC等国际平台，对接全球资源和市场。</w:t>
+      </w:r>
+    </w:p>
+    <w:p>
+      <w:r>
+        <w:rPr>
+          <w:sz w:val="22"/>
+        </w:rPr>
+      </w:r>
+    </w:p>
+    <w:p>
+      <w:r>
+        <w:rPr>
+          <w:sz w:val="22"/>
+        </w:rPr>
+        <w:t>参考资料：白宫科技政策办公室，《Science: A New Golden Age》，2026年7月21日发布，123页。</w:t>
+      </w:r>
+    </w:p>
     <w:sectPr>
       <w:headerReference r:id="rId3" w:type="default"/>
       <w:footerReference r:id="rId4" w:type="default"/>
